--- a/results/project-documentation/Formula_Student_Aerodynamic_Mapping_Report.docx
+++ b/results/project-documentation/Formula_Student_Aerodynamic_Mapping_Report.docx
@@ -98,7 +98,7 @@
     <w:p>
       <w:pPr/>
       <w:r>
-        <w:t xml:space="preserve">Working report for Strohm und Söhne e.V. Noris Racing, Technische Hochschule Nürnberg Georg Simon Ohm. This scaffold records the introduction and initial literature findings; it is not a completed thesis or evidence of completed CFD. Use SPEC.md for decision status and handoffs for session history. Kunwar is a confirmed contributor. The other collaborator's name must be confirmed; "Advaith" is a placeholder, not a confirmed author attribution.</w:t>
+        <w:t xml:space="preserve">Working report for Strohm und Söhne e.V. Noris Racing, Technische Hochschule Nürnberg Georg Simon Ohm. This scaffold records the introduction and initial literature findings; it is not a completed thesis or evidence of completed CFD. Use SPEC.md for decision status and handoffs for session history. Kunwar and Advaith are confirmed contributors.</w:t>
       </w:r>
     </w:p>
     <w:p>
